--- a/gabarito/caso-3/relatorio-caso-3.docx
+++ b/gabarito/caso-3/relatorio-caso-3.docx
@@ -32,7 +32,7 @@
           <w:color w:val="666666"/>
           <w:sz w:val="22"/>
         </w:rPr>
-        <w:t>Temas 6 e 1234 do STF · fornecimento de Risperidona 2 mg comprimido (esquizofrenia paranoide, CID F20.0)</w:t>
+        <w:t>Temas 6 e 1234 do STF · Risperidona 2 mg comprimido (esquizofrenia paranoide, CID F20.0)</w:t>
       </w:r>
     </w:p>
     <w:tbl>
